--- a/docs/ITSM_incident_analysis_dashboard.docx
+++ b/docs/ITSM_incident_analysis_dashboard.docx
@@ -230,14 +230,8 @@
       <w:r>
         <w:t>xcluded SLA, Reassignment, Reopen, and Aging analyses because the dataset did not provide meaningful variation for reliable insight generation.</w:t>
       </w:r>
-    </w:p>
-    <w:p>
-      <w:pPr>
-        <w:pStyle w:val="ListBullet"/>
-      </w:pPr>
-      <w:r>
-        <w:t>Incident volume dropped after May-2016 due to reduced incident recording periods rather than operational improvement</w:t>
-      </w:r>
+      <w:bookmarkStart w:id="0" w:name="_GoBack"/>
+      <w:bookmarkEnd w:id="0"/>
     </w:p>
     <w:p>
       <w:pPr>
@@ -325,8 +319,6 @@
       <w:r>
         <w:t>STAR Schema</w:t>
       </w:r>
-      <w:bookmarkStart w:id="0" w:name="_GoBack"/>
-      <w:bookmarkEnd w:id="0"/>
     </w:p>
     <w:p>
       <w:pPr>
@@ -24590,7 +24582,7 @@
 </file>
 
 <file path=customXml/itemProps1.xml><?xml version="1.0" encoding="utf-8"?>
-<ds:datastoreItem xmlns:ds="http://schemas.openxmlformats.org/officeDocument/2006/customXml" ds:itemID="{20CE75D0-0855-4089-A3DC-51D425C75F34}">
+<ds:datastoreItem xmlns:ds="http://schemas.openxmlformats.org/officeDocument/2006/customXml" ds:itemID="{CA4A5AB6-3092-468C-9D79-E6CC7732DC61}">
   <ds:schemaRefs>
     <ds:schemaRef ds:uri="http://schemas.openxmlformats.org/officeDocument/2006/bibliography"/>
   </ds:schemaRefs>

--- a/docs/ITSM_incident_analysis_dashboard.docx
+++ b/docs/ITSM_incident_analysis_dashboard.docx
@@ -31,10 +31,7 @@
         <w:pStyle w:val="ListBullet"/>
       </w:pPr>
       <w:r>
-        <w:t xml:space="preserve">The objective was to analyze ITSM incident data and derive actionable </w:t>
-      </w:r>
-      <w:r>
-        <w:t>operational insights using Power BI.</w:t>
+        <w:t>The objective was to analyze ITSM incident data and derive actionable operational insights using Power BI.</w:t>
       </w:r>
     </w:p>
     <w:p>
@@ -82,10 +79,7 @@
         <w:pStyle w:val="Heading1"/>
       </w:pPr>
       <w:r>
-        <w:t>3. T</w:t>
-      </w:r>
-      <w:r>
-        <w:t>ools &amp; Technologies</w:t>
+        <w:t>3. Tools &amp; Technologies</w:t>
       </w:r>
     </w:p>
     <w:p>
@@ -141,10 +135,7 @@
         <w:pStyle w:val="ListBullet"/>
       </w:pPr>
       <w:r>
-        <w:t>Data Cleaning &amp; Latest In</w:t>
-      </w:r>
-      <w:r>
-        <w:t>cident Snapshot Preparation</w:t>
+        <w:t>Data Cleaning &amp; Latest Incident Snapshot Preparation</w:t>
       </w:r>
     </w:p>
     <w:p>
@@ -195,10 +186,7 @@
         <w:pStyle w:val="ListBullet"/>
       </w:pPr>
       <w:r>
-        <w:t>Validated missing value</w:t>
-      </w:r>
-      <w:r>
-        <w:t>s before KPI calculations</w:t>
+        <w:t>Validated missing values before KPI calculations</w:t>
       </w:r>
     </w:p>
     <w:p>
@@ -233,8 +221,6 @@
       <w:r>
         <w:t>for reliable insight generation</w:t>
       </w:r>
-      <w:bookmarkStart w:id="0" w:name="_GoBack"/>
-      <w:bookmarkEnd w:id="0"/>
     </w:p>
     <w:p>
       <w:pPr>
@@ -242,11 +228,13 @@
       </w:pPr>
       <w:r>
         <w:lastRenderedPageBreak/>
-        <w:t>7</w:t>
+        <w:t>6</w:t>
       </w:r>
       <w:r>
         <w:t>. Key Insights</w:t>
       </w:r>
+      <w:bookmarkStart w:id="0" w:name="_GoBack"/>
+      <w:bookmarkEnd w:id="0"/>
     </w:p>
     <w:p>
       <w:pPr>
@@ -315,19 +303,7 @@
         <w:rPr>
           <w:color w:val="000000"/>
         </w:rPr>
-        <w:t>Nearly 54% of incidents remained in Active status</w:t>
-      </w:r>
-      <w:r>
-        <w:rPr>
-          <w:color w:val="000000"/>
-        </w:rPr>
-        <w:t xml:space="preserve"> </w:t>
-      </w:r>
-      <w:r>
-        <w:rPr>
-          <w:color w:val="000000"/>
-        </w:rPr>
-        <w:t xml:space="preserve"> </w:t>
+        <w:t xml:space="preserve">Nearly 54% of incidents remained in Active status  </w:t>
       </w:r>
     </w:p>
     <w:p>
@@ -354,10 +330,7 @@
         <w:pStyle w:val="ListBullet"/>
       </w:pPr>
       <w:r>
-        <w:t>Insights</w:t>
-      </w:r>
-      <w:r>
-        <w:t xml:space="preserve"> can support resource allocation, operational monitoring, and incident management decisions.</w:t>
+        <w:t>Insights can support resource allocation, operational monitoring, and incident management decisions.</w:t>
       </w:r>
     </w:p>
     <w:p>
@@ -376,10 +349,7 @@
         <w:pStyle w:val="ListBullet"/>
       </w:pPr>
       <w:r>
-        <w:t xml:space="preserve">Developed an end-to-end Power BI dashboard by validating data quality, selecting only supported business problems, designing KPIs, and converting </w:t>
-      </w:r>
-      <w:r>
-        <w:t>operational data into actionable insights.</w:t>
+        <w:t>Developed an end-to-end Power BI dashboard by validating data quality, selecting only supported business problems, designing KPIs, and converting operational data into actionable insights.</w:t>
       </w:r>
     </w:p>
     <w:p>
@@ -24719,7 +24689,7 @@
 </file>
 
 <file path=customXml/itemProps1.xml><?xml version="1.0" encoding="utf-8"?>
-<ds:datastoreItem xmlns:ds="http://schemas.openxmlformats.org/officeDocument/2006/customXml" ds:itemID="{9A07A840-EF96-424F-9EF4-FB15EFFD16D6}">
+<ds:datastoreItem xmlns:ds="http://schemas.openxmlformats.org/officeDocument/2006/customXml" ds:itemID="{3F8A187C-443F-49E8-A3D3-78FB89BEEE57}">
   <ds:schemaRefs>
     <ds:schemaRef ds:uri="http://schemas.openxmlformats.org/officeDocument/2006/bibliography"/>
   </ds:schemaRefs>
